--- a/Knowledge/3-Work knowledge/1-Software Engineering/2-Testing/5-My Source/1-ISTQB Foundation Level/4-Dynamic Testing/2-Types of System Testing/6-Change-related Testing.docx
+++ b/Knowledge/3-Work knowledge/1-Software Engineering/2-Testing/5-My Source/1-ISTQB Foundation Level/4-Dynamic Testing/2-Types of System Testing/6-Change-related Testing.docx
@@ -34,51 +34,77 @@
       </w:pPr>
       <w:r>
         <w:rPr>
-          <w:b/>
-          <w:shd w:val="clear" w:color="auto" w:fill="B7B7B7"/>
-        </w:rPr>
-        <w:t># Source</w:t>
-      </w:r>
-      <w:r>
-        <w:rPr>
-          <w:shd w:val="clear" w:color="auto" w:fill="B7B7B7"/>
-        </w:rPr>
-        <w:t xml:space="preserve">: </w:t>
-      </w:r>
-      <w:r>
-        <w:rPr>
-          <w:b/>
-          <w:shd w:val="clear" w:color="auto" w:fill="B7B7B7"/>
-        </w:rPr>
-        <w:t xml:space="preserve">Chatgpt </w:t>
-      </w:r>
-      <w:r>
-        <w:rPr>
-          <w:b/>
-          <w:sz w:val="14"/>
-          <w:szCs w:val="14"/>
-          <w:shd w:val="clear" w:color="auto" w:fill="B7B7B7"/>
-        </w:rPr>
-        <w:t>(GPT</w:t>
-      </w:r>
-      <w:r>
-        <w:rPr>
-          <w:rFonts w:ascii="Cambria Math" w:hAnsi="Cambria Math" w:cs="Cambria Math"/>
-          <w:b/>
-          <w:sz w:val="14"/>
-          <w:szCs w:val="14"/>
-          <w:shd w:val="clear" w:color="auto" w:fill="B7B7B7"/>
+          <w:rFonts w:ascii="Arial" w:eastAsia="Arial" w:hAnsi="Arial" w:cs="Arial"/>
+          <w:b/>
+          <w:color w:val="000000"/>
+          <w:sz w:val="18"/>
+          <w:highlight w:val="lightGray"/>
+        </w:rPr>
+        <w:t># Source: AI Source: Provided by: [Data Path</w:t>
+      </w:r>
+      <w:r>
+        <w:rPr>
+          <w:rFonts w:ascii="Arial" w:eastAsia="Arial" w:hAnsi="Arial" w:cs="Arial"/>
+          <w:color w:val="000000"/>
+          <w:sz w:val="18"/>
+          <w:highlight w:val="lightGray"/>
+        </w:rPr>
+        <w:t xml:space="preserve">: Persons Table -&gt; ID Column: 1, Name_En Column: Motasem Essam] -&gt; </w:t>
+      </w:r>
+      <w:r>
+        <w:rPr>
+          <w:rFonts w:ascii="Arial" w:eastAsia="Arial" w:hAnsi="Arial" w:cs="Arial"/>
+          <w:b/>
+          <w:color w:val="000000"/>
+          <w:sz w:val="18"/>
+          <w:highlight w:val="lightGray"/>
+        </w:rPr>
+        <w:t>From:</w:t>
+      </w:r>
+      <w:r>
+        <w:rPr>
+          <w:rFonts w:ascii="Arial" w:eastAsia="Arial" w:hAnsi="Arial" w:cs="Arial"/>
+          <w:color w:val="000000"/>
+          <w:sz w:val="18"/>
+          <w:highlight w:val="lightGray"/>
+        </w:rPr>
+        <w:t xml:space="preserve"> [Chatgpt (GPT</w:t>
+      </w:r>
+      <w:r>
+        <w:rPr>
+          <w:rFonts w:ascii="Arial" w:eastAsia="Arial" w:hAnsi="Arial" w:cs="Cambria Math"/>
+          <w:color w:val="000000"/>
+          <w:sz w:val="18"/>
+          <w:highlight w:val="lightGray"/>
         </w:rPr>
         <w:t>‑</w:t>
       </w:r>
       <w:r>
         <w:rPr>
-          <w:b/>
-          <w:sz w:val="14"/>
-          <w:szCs w:val="14"/>
-          <w:shd w:val="clear" w:color="auto" w:fill="B7B7B7"/>
-        </w:rPr>
-        <w:t>5 Mini) at [8/22/2025]</w:t>
+          <w:rFonts w:ascii="Arial" w:eastAsia="Arial" w:hAnsi="Arial" w:cs="Arial"/>
+          <w:color w:val="000000"/>
+          <w:sz w:val="18"/>
+          <w:highlight w:val="lightGray"/>
+        </w:rPr>
+        <w:t xml:space="preserve">5 Mini)] </w:t>
+      </w:r>
+      <w:r>
+        <w:rPr>
+          <w:rFonts w:ascii="Arial" w:eastAsia="Arial" w:hAnsi="Arial" w:cs="Arial"/>
+          <w:b/>
+          <w:color w:val="000000"/>
+          <w:sz w:val="18"/>
+          <w:highlight w:val="lightGray"/>
+        </w:rPr>
+        <w:t>on</w:t>
+      </w:r>
+      <w:r>
+        <w:rPr>
+          <w:rFonts w:ascii="Arial" w:eastAsia="Arial" w:hAnsi="Arial"/>
+          <w:sz w:val="18"/>
+          <w:highlight w:val="lightGray"/>
+        </w:rPr>
+        <w:t xml:space="preserve"> [8/22/2025]</w:t>
       </w:r>
     </w:p>
     <w:p>
@@ -147,7 +173,7 @@
           <w:ilvl w:val="0"/>
           <w:numId w:val="1"/>
         </w:numPr>
-        <w:spacing w:before="240" w:after="240"/>
+        <w:spacing w:before="240" w:after="240" w:line="276" w:lineRule="auto"/>
       </w:pPr>
       <w:r>
         <w:rPr>
@@ -187,7 +213,7 @@
     </w:p>
     <w:p>
       <w:r>
-        <w:pict w14:anchorId="575E42EB">
+        <w:pict w14:anchorId="1418B3CB">
           <v:rect id="_x0000_i1025" style="width:0;height:1.5pt" o:hralign="center" o:hrstd="t" o:hr="t" fillcolor="#a0a0a0" stroked="f"/>
         </w:pict>
       </w:r>
@@ -211,51 +237,77 @@
       </w:pPr>
       <w:r>
         <w:rPr>
-          <w:b/>
-          <w:shd w:val="clear" w:color="auto" w:fill="B7B7B7"/>
-        </w:rPr>
-        <w:t># Source</w:t>
-      </w:r>
-      <w:r>
-        <w:rPr>
-          <w:shd w:val="clear" w:color="auto" w:fill="B7B7B7"/>
-        </w:rPr>
-        <w:t xml:space="preserve">: </w:t>
-      </w:r>
-      <w:r>
-        <w:rPr>
-          <w:b/>
-          <w:shd w:val="clear" w:color="auto" w:fill="B7B7B7"/>
-        </w:rPr>
-        <w:t xml:space="preserve">Chatgpt </w:t>
-      </w:r>
-      <w:r>
-        <w:rPr>
-          <w:b/>
-          <w:sz w:val="14"/>
-          <w:szCs w:val="14"/>
-          <w:shd w:val="clear" w:color="auto" w:fill="B7B7B7"/>
-        </w:rPr>
-        <w:t>(GPT</w:t>
-      </w:r>
-      <w:r>
-        <w:rPr>
-          <w:rFonts w:ascii="Cambria Math" w:hAnsi="Cambria Math" w:cs="Cambria Math"/>
-          <w:b/>
-          <w:sz w:val="14"/>
-          <w:szCs w:val="14"/>
-          <w:shd w:val="clear" w:color="auto" w:fill="B7B7B7"/>
+          <w:rFonts w:ascii="Arial" w:eastAsia="Arial" w:hAnsi="Arial" w:cs="Arial"/>
+          <w:b/>
+          <w:color w:val="000000"/>
+          <w:sz w:val="18"/>
+          <w:highlight w:val="lightGray"/>
+        </w:rPr>
+        <w:t># Source: AI Source: Provided by: [Data Path</w:t>
+      </w:r>
+      <w:r>
+        <w:rPr>
+          <w:rFonts w:ascii="Arial" w:eastAsia="Arial" w:hAnsi="Arial" w:cs="Arial"/>
+          <w:color w:val="000000"/>
+          <w:sz w:val="18"/>
+          <w:highlight w:val="lightGray"/>
+        </w:rPr>
+        <w:t xml:space="preserve">: Persons Table -&gt; ID Column: 1, Name_En Column: Motasem Essam] -&gt; </w:t>
+      </w:r>
+      <w:r>
+        <w:rPr>
+          <w:rFonts w:ascii="Arial" w:eastAsia="Arial" w:hAnsi="Arial" w:cs="Arial"/>
+          <w:b/>
+          <w:color w:val="000000"/>
+          <w:sz w:val="18"/>
+          <w:highlight w:val="lightGray"/>
+        </w:rPr>
+        <w:t>From:</w:t>
+      </w:r>
+      <w:r>
+        <w:rPr>
+          <w:rFonts w:ascii="Arial" w:eastAsia="Arial" w:hAnsi="Arial" w:cs="Arial"/>
+          <w:color w:val="000000"/>
+          <w:sz w:val="18"/>
+          <w:highlight w:val="lightGray"/>
+        </w:rPr>
+        <w:t xml:space="preserve"> [Chatgpt (GPT</w:t>
+      </w:r>
+      <w:r>
+        <w:rPr>
+          <w:rFonts w:ascii="Arial" w:eastAsia="Arial" w:hAnsi="Arial" w:cs="Cambria Math"/>
+          <w:color w:val="000000"/>
+          <w:sz w:val="18"/>
+          <w:highlight w:val="lightGray"/>
         </w:rPr>
         <w:t>‑</w:t>
       </w:r>
       <w:r>
         <w:rPr>
-          <w:b/>
-          <w:sz w:val="14"/>
-          <w:szCs w:val="14"/>
-          <w:shd w:val="clear" w:color="auto" w:fill="B7B7B7"/>
-        </w:rPr>
-        <w:t>5 Mini) at [8/22/2025]</w:t>
+          <w:rFonts w:ascii="Arial" w:eastAsia="Arial" w:hAnsi="Arial" w:cs="Arial"/>
+          <w:color w:val="000000"/>
+          <w:sz w:val="18"/>
+          <w:highlight w:val="lightGray"/>
+        </w:rPr>
+        <w:t xml:space="preserve">5 Mini)] </w:t>
+      </w:r>
+      <w:r>
+        <w:rPr>
+          <w:rFonts w:ascii="Arial" w:eastAsia="Arial" w:hAnsi="Arial" w:cs="Arial"/>
+          <w:b/>
+          <w:color w:val="000000"/>
+          <w:sz w:val="18"/>
+          <w:highlight w:val="lightGray"/>
+        </w:rPr>
+        <w:t>on</w:t>
+      </w:r>
+      <w:r>
+        <w:rPr>
+          <w:rFonts w:ascii="Arial" w:eastAsia="Arial" w:hAnsi="Arial"/>
+          <w:sz w:val="18"/>
+          <w:highlight w:val="lightGray"/>
+        </w:rPr>
+        <w:t xml:space="preserve"> [8/22/2025]</w:t>
       </w:r>
     </w:p>
     <w:p>
@@ -264,7 +316,7 @@
           <w:ilvl w:val="0"/>
           <w:numId w:val="2"/>
         </w:numPr>
-        <w:spacing w:before="240"/>
+        <w:spacing w:before="240" w:after="0" w:line="276" w:lineRule="auto"/>
       </w:pPr>
       <w:r>
         <w:rPr>
@@ -298,6 +350,7 @@
           <w:ilvl w:val="0"/>
           <w:numId w:val="2"/>
         </w:numPr>
+        <w:spacing w:after="0" w:line="276" w:lineRule="auto"/>
       </w:pPr>
       <w:r>
         <w:rPr>
@@ -331,7 +384,7 @@
           <w:ilvl w:val="0"/>
           <w:numId w:val="2"/>
         </w:numPr>
-        <w:spacing w:after="240"/>
+        <w:spacing w:after="240" w:line="276" w:lineRule="auto"/>
       </w:pPr>
       <w:r>
         <w:rPr>
@@ -361,7 +414,7 @@
     </w:p>
     <w:p>
       <w:r>
-        <w:pict w14:anchorId="563A2060">
+        <w:pict w14:anchorId="12B63942">
           <v:rect id="_x0000_i1026" style="width:0;height:1.5pt" o:hralign="center" o:hrstd="t" o:hr="t" fillcolor="#a0a0a0" stroked="f"/>
         </w:pict>
       </w:r>
@@ -385,51 +438,77 @@
       </w:pPr>
       <w:r>
         <w:rPr>
-          <w:b/>
-          <w:shd w:val="clear" w:color="auto" w:fill="B7B7B7"/>
-        </w:rPr>
-        <w:t># Source</w:t>
-      </w:r>
-      <w:r>
-        <w:rPr>
-          <w:shd w:val="clear" w:color="auto" w:fill="B7B7B7"/>
-        </w:rPr>
-        <w:t xml:space="preserve">: </w:t>
-      </w:r>
-      <w:r>
-        <w:rPr>
-          <w:b/>
-          <w:shd w:val="clear" w:color="auto" w:fill="B7B7B7"/>
-        </w:rPr>
-        <w:t xml:space="preserve">Chatgpt </w:t>
-      </w:r>
-      <w:r>
-        <w:rPr>
-          <w:b/>
-          <w:sz w:val="14"/>
-          <w:szCs w:val="14"/>
-          <w:shd w:val="clear" w:color="auto" w:fill="B7B7B7"/>
-        </w:rPr>
-        <w:t>(GPT</w:t>
-      </w:r>
-      <w:r>
-        <w:rPr>
-          <w:rFonts w:ascii="Cambria Math" w:hAnsi="Cambria Math" w:cs="Cambria Math"/>
-          <w:b/>
-          <w:sz w:val="14"/>
-          <w:szCs w:val="14"/>
-          <w:shd w:val="clear" w:color="auto" w:fill="B7B7B7"/>
+          <w:rFonts w:ascii="Arial" w:eastAsia="Arial" w:hAnsi="Arial" w:cs="Arial"/>
+          <w:b/>
+          <w:color w:val="000000"/>
+          <w:sz w:val="18"/>
+          <w:highlight w:val="lightGray"/>
+        </w:rPr>
+        <w:t># Source: AI Source: Provided by: [Data Path</w:t>
+      </w:r>
+      <w:r>
+        <w:rPr>
+          <w:rFonts w:ascii="Arial" w:eastAsia="Arial" w:hAnsi="Arial" w:cs="Arial"/>
+          <w:color w:val="000000"/>
+          <w:sz w:val="18"/>
+          <w:highlight w:val="lightGray"/>
+        </w:rPr>
+        <w:t xml:space="preserve">: Persons Table -&gt; ID Column: 1, Name_En Column: Motasem Essam] -&gt; </w:t>
+      </w:r>
+      <w:r>
+        <w:rPr>
+          <w:rFonts w:ascii="Arial" w:eastAsia="Arial" w:hAnsi="Arial" w:cs="Arial"/>
+          <w:b/>
+          <w:color w:val="000000"/>
+          <w:sz w:val="18"/>
+          <w:highlight w:val="lightGray"/>
+        </w:rPr>
+        <w:t>From:</w:t>
+      </w:r>
+      <w:r>
+        <w:rPr>
+          <w:rFonts w:ascii="Arial" w:eastAsia="Arial" w:hAnsi="Arial" w:cs="Arial"/>
+          <w:color w:val="000000"/>
+          <w:sz w:val="18"/>
+          <w:highlight w:val="lightGray"/>
+        </w:rPr>
+        <w:t xml:space="preserve"> [Chatgpt (GPT</w:t>
+      </w:r>
+      <w:r>
+        <w:rPr>
+          <w:rFonts w:ascii="Arial" w:eastAsia="Arial" w:hAnsi="Arial" w:cs="Cambria Math"/>
+          <w:color w:val="000000"/>
+          <w:sz w:val="18"/>
+          <w:highlight w:val="lightGray"/>
         </w:rPr>
         <w:t>‑</w:t>
       </w:r>
       <w:r>
         <w:rPr>
-          <w:b/>
-          <w:sz w:val="14"/>
-          <w:szCs w:val="14"/>
-          <w:shd w:val="clear" w:color="auto" w:fill="B7B7B7"/>
-        </w:rPr>
-        <w:t>5 Mini) at [8/22/2025]</w:t>
+          <w:rFonts w:ascii="Arial" w:eastAsia="Arial" w:hAnsi="Arial" w:cs="Arial"/>
+          <w:color w:val="000000"/>
+          <w:sz w:val="18"/>
+          <w:highlight w:val="lightGray"/>
+        </w:rPr>
+        <w:t xml:space="preserve">5 Mini)] </w:t>
+      </w:r>
+      <w:r>
+        <w:rPr>
+          <w:rFonts w:ascii="Arial" w:eastAsia="Arial" w:hAnsi="Arial" w:cs="Arial"/>
+          <w:b/>
+          <w:color w:val="000000"/>
+          <w:sz w:val="18"/>
+          <w:highlight w:val="lightGray"/>
+        </w:rPr>
+        <w:t>on</w:t>
+      </w:r>
+      <w:r>
+        <w:rPr>
+          <w:rFonts w:ascii="Arial" w:eastAsia="Arial" w:hAnsi="Arial"/>
+          <w:sz w:val="18"/>
+          <w:highlight w:val="lightGray"/>
+        </w:rPr>
+        <w:t xml:space="preserve"> [8/22/2025]</w:t>
       </w:r>
     </w:p>
     <w:p>
@@ -438,7 +517,7 @@
           <w:ilvl w:val="0"/>
           <w:numId w:val="4"/>
         </w:numPr>
-        <w:spacing w:before="240"/>
+        <w:spacing w:before="240" w:after="0" w:line="276" w:lineRule="auto"/>
       </w:pPr>
       <w:r>
         <w:rPr>
@@ -466,6 +545,7 @@
           <w:ilvl w:val="0"/>
           <w:numId w:val="4"/>
         </w:numPr>
+        <w:spacing w:after="0" w:line="276" w:lineRule="auto"/>
       </w:pPr>
       <w:r>
         <w:rPr>
@@ -493,14 +573,13 @@
           <w:ilvl w:val="0"/>
           <w:numId w:val="4"/>
         </w:numPr>
-        <w:spacing w:after="240"/>
-      </w:pPr>
-      <w:r>
-        <w:rPr>
-          <w:rFonts w:ascii="Roboto Mono" w:eastAsia="Roboto Mono" w:hAnsi="Roboto Mono" w:cs="Roboto Mono"/>
-          <w:b/>
-        </w:rPr>
-        <w:lastRenderedPageBreak/>
+        <w:spacing w:after="240" w:line="276" w:lineRule="auto"/>
+      </w:pPr>
+      <w:r>
+        <w:rPr>
+          <w:rFonts w:ascii="Roboto Mono" w:eastAsia="Roboto Mono" w:hAnsi="Roboto Mono" w:cs="Roboto Mono"/>
+          <w:b/>
+        </w:rPr>
         <w:t>Impact Analysis</w:t>
       </w:r>
       <w:r>
@@ -518,7 +597,7 @@
     </w:p>
     <w:p>
       <w:r>
-        <w:pict w14:anchorId="0EF8F3B8">
+        <w:pict w14:anchorId="73BF4987">
           <v:rect id="_x0000_i1027" style="width:0;height:1.5pt" o:hralign="center" o:hrstd="t" o:hr="t" fillcolor="#a0a0a0" stroked="f"/>
         </w:pict>
       </w:r>
@@ -542,51 +621,77 @@
       </w:pPr>
       <w:r>
         <w:rPr>
-          <w:b/>
-          <w:shd w:val="clear" w:color="auto" w:fill="B7B7B7"/>
-        </w:rPr>
-        <w:t># Source</w:t>
-      </w:r>
-      <w:r>
-        <w:rPr>
-          <w:shd w:val="clear" w:color="auto" w:fill="B7B7B7"/>
-        </w:rPr>
-        <w:t xml:space="preserve">: </w:t>
-      </w:r>
-      <w:r>
-        <w:rPr>
-          <w:b/>
-          <w:shd w:val="clear" w:color="auto" w:fill="B7B7B7"/>
-        </w:rPr>
-        <w:t xml:space="preserve">Chatgpt </w:t>
-      </w:r>
-      <w:r>
-        <w:rPr>
-          <w:b/>
-          <w:sz w:val="14"/>
-          <w:szCs w:val="14"/>
-          <w:shd w:val="clear" w:color="auto" w:fill="B7B7B7"/>
-        </w:rPr>
-        <w:t>(GPT</w:t>
-      </w:r>
-      <w:r>
-        <w:rPr>
-          <w:rFonts w:ascii="Cambria Math" w:hAnsi="Cambria Math" w:cs="Cambria Math"/>
-          <w:b/>
-          <w:sz w:val="14"/>
-          <w:szCs w:val="14"/>
-          <w:shd w:val="clear" w:color="auto" w:fill="B7B7B7"/>
+          <w:rFonts w:ascii="Arial" w:eastAsia="Arial" w:hAnsi="Arial" w:cs="Arial"/>
+          <w:b/>
+          <w:color w:val="000000"/>
+          <w:sz w:val="18"/>
+          <w:highlight w:val="lightGray"/>
+        </w:rPr>
+        <w:t># Source: AI Source: Provided by: [Data Path</w:t>
+      </w:r>
+      <w:r>
+        <w:rPr>
+          <w:rFonts w:ascii="Arial" w:eastAsia="Arial" w:hAnsi="Arial" w:cs="Arial"/>
+          <w:color w:val="000000"/>
+          <w:sz w:val="18"/>
+          <w:highlight w:val="lightGray"/>
+        </w:rPr>
+        <w:t xml:space="preserve">: Persons Table -&gt; ID Column: 1, Name_En Column: Motasem Essam] -&gt; </w:t>
+      </w:r>
+      <w:r>
+        <w:rPr>
+          <w:rFonts w:ascii="Arial" w:eastAsia="Arial" w:hAnsi="Arial" w:cs="Arial"/>
+          <w:b/>
+          <w:color w:val="000000"/>
+          <w:sz w:val="18"/>
+          <w:highlight w:val="lightGray"/>
+        </w:rPr>
+        <w:t>From:</w:t>
+      </w:r>
+      <w:r>
+        <w:rPr>
+          <w:rFonts w:ascii="Arial" w:eastAsia="Arial" w:hAnsi="Arial" w:cs="Arial"/>
+          <w:color w:val="000000"/>
+          <w:sz w:val="18"/>
+          <w:highlight w:val="lightGray"/>
+        </w:rPr>
+        <w:t xml:space="preserve"> [Chatgpt (GPT</w:t>
+      </w:r>
+      <w:r>
+        <w:rPr>
+          <w:rFonts w:ascii="Arial" w:eastAsia="Arial" w:hAnsi="Arial" w:cs="Cambria Math"/>
+          <w:color w:val="000000"/>
+          <w:sz w:val="18"/>
+          <w:highlight w:val="lightGray"/>
         </w:rPr>
         <w:t>‑</w:t>
       </w:r>
       <w:r>
         <w:rPr>
-          <w:b/>
-          <w:sz w:val="14"/>
-          <w:szCs w:val="14"/>
-          <w:shd w:val="clear" w:color="auto" w:fill="B7B7B7"/>
-        </w:rPr>
-        <w:t>5 Mini) at [8/22/2025]</w:t>
+          <w:rFonts w:ascii="Arial" w:eastAsia="Arial" w:hAnsi="Arial" w:cs="Arial"/>
+          <w:color w:val="000000"/>
+          <w:sz w:val="18"/>
+          <w:highlight w:val="lightGray"/>
+        </w:rPr>
+        <w:t xml:space="preserve">5 Mini)] </w:t>
+      </w:r>
+      <w:r>
+        <w:rPr>
+          <w:rFonts w:ascii="Arial" w:eastAsia="Arial" w:hAnsi="Arial" w:cs="Arial"/>
+          <w:b/>
+          <w:color w:val="000000"/>
+          <w:sz w:val="18"/>
+          <w:highlight w:val="lightGray"/>
+        </w:rPr>
+        <w:t>on</w:t>
+      </w:r>
+      <w:r>
+        <w:rPr>
+          <w:rFonts w:ascii="Arial" w:eastAsia="Arial" w:hAnsi="Arial"/>
+          <w:sz w:val="18"/>
+          <w:highlight w:val="lightGray"/>
+        </w:rPr>
+        <w:t xml:space="preserve"> [8/22/2025]</w:t>
       </w:r>
     </w:p>
     <w:p>
@@ -595,7 +700,7 @@
           <w:ilvl w:val="0"/>
           <w:numId w:val="3"/>
         </w:numPr>
-        <w:spacing w:before="240"/>
+        <w:spacing w:before="240" w:after="0" w:line="276" w:lineRule="auto"/>
       </w:pPr>
       <w:r>
         <w:rPr>
@@ -642,6 +747,7 @@
           <w:ilvl w:val="0"/>
           <w:numId w:val="3"/>
         </w:numPr>
+        <w:spacing w:after="0" w:line="276" w:lineRule="auto"/>
       </w:pPr>
       <w:r>
         <w:rPr>
@@ -688,7 +794,7 @@
           <w:ilvl w:val="0"/>
           <w:numId w:val="3"/>
         </w:numPr>
-        <w:spacing w:after="240"/>
+        <w:spacing w:after="240" w:line="276" w:lineRule="auto"/>
       </w:pPr>
       <w:r>
         <w:rPr>
@@ -731,7 +837,7 @@
     </w:p>
     <w:p>
       <w:r>
-        <w:pict w14:anchorId="7FAAA272">
+        <w:pict w14:anchorId="0C74B4DC">
           <v:rect id="_x0000_i1028" style="width:0;height:1.5pt" o:hralign="center" o:hrstd="t" o:hr="t" fillcolor="#a0a0a0" stroked="f"/>
         </w:pict>
       </w:r>
@@ -755,51 +861,77 @@
       </w:pPr>
       <w:r>
         <w:rPr>
-          <w:b/>
-          <w:shd w:val="clear" w:color="auto" w:fill="B7B7B7"/>
-        </w:rPr>
-        <w:t># Source</w:t>
-      </w:r>
-      <w:r>
-        <w:rPr>
-          <w:shd w:val="clear" w:color="auto" w:fill="B7B7B7"/>
-        </w:rPr>
-        <w:t xml:space="preserve">: </w:t>
-      </w:r>
-      <w:r>
-        <w:rPr>
-          <w:b/>
-          <w:shd w:val="clear" w:color="auto" w:fill="B7B7B7"/>
-        </w:rPr>
-        <w:t xml:space="preserve">Chatgpt </w:t>
-      </w:r>
-      <w:r>
-        <w:rPr>
-          <w:b/>
-          <w:sz w:val="14"/>
-          <w:szCs w:val="14"/>
-          <w:shd w:val="clear" w:color="auto" w:fill="B7B7B7"/>
-        </w:rPr>
-        <w:t>(GPT</w:t>
-      </w:r>
-      <w:r>
-        <w:rPr>
-          <w:rFonts w:ascii="Cambria Math" w:hAnsi="Cambria Math" w:cs="Cambria Math"/>
-          <w:b/>
-          <w:sz w:val="14"/>
-          <w:szCs w:val="14"/>
-          <w:shd w:val="clear" w:color="auto" w:fill="B7B7B7"/>
+          <w:rFonts w:ascii="Arial" w:eastAsia="Arial" w:hAnsi="Arial" w:cs="Arial"/>
+          <w:b/>
+          <w:color w:val="000000"/>
+          <w:sz w:val="18"/>
+          <w:highlight w:val="lightGray"/>
+        </w:rPr>
+        <w:t># Source: AI Source: Provided by: [Data Path</w:t>
+      </w:r>
+      <w:r>
+        <w:rPr>
+          <w:rFonts w:ascii="Arial" w:eastAsia="Arial" w:hAnsi="Arial" w:cs="Arial"/>
+          <w:color w:val="000000"/>
+          <w:sz w:val="18"/>
+          <w:highlight w:val="lightGray"/>
+        </w:rPr>
+        <w:t xml:space="preserve">: Persons Table -&gt; ID Column: 1, Name_En Column: Motasem Essam] -&gt; </w:t>
+      </w:r>
+      <w:r>
+        <w:rPr>
+          <w:rFonts w:ascii="Arial" w:eastAsia="Arial" w:hAnsi="Arial" w:cs="Arial"/>
+          <w:b/>
+          <w:color w:val="000000"/>
+          <w:sz w:val="18"/>
+          <w:highlight w:val="lightGray"/>
+        </w:rPr>
+        <w:t>From:</w:t>
+      </w:r>
+      <w:r>
+        <w:rPr>
+          <w:rFonts w:ascii="Arial" w:eastAsia="Arial" w:hAnsi="Arial" w:cs="Arial"/>
+          <w:color w:val="000000"/>
+          <w:sz w:val="18"/>
+          <w:highlight w:val="lightGray"/>
+        </w:rPr>
+        <w:t xml:space="preserve"> [Chatgpt (GPT</w:t>
+      </w:r>
+      <w:r>
+        <w:rPr>
+          <w:rFonts w:ascii="Arial" w:eastAsia="Arial" w:hAnsi="Arial" w:cs="Cambria Math"/>
+          <w:color w:val="000000"/>
+          <w:sz w:val="18"/>
+          <w:highlight w:val="lightGray"/>
         </w:rPr>
         <w:t>‑</w:t>
       </w:r>
       <w:r>
         <w:rPr>
-          <w:b/>
-          <w:sz w:val="14"/>
-          <w:szCs w:val="14"/>
-          <w:shd w:val="clear" w:color="auto" w:fill="B7B7B7"/>
-        </w:rPr>
-        <w:t>5 Mini) at [8/22/2025]</w:t>
+          <w:rFonts w:ascii="Arial" w:eastAsia="Arial" w:hAnsi="Arial" w:cs="Arial"/>
+          <w:color w:val="000000"/>
+          <w:sz w:val="18"/>
+          <w:highlight w:val="lightGray"/>
+        </w:rPr>
+        <w:t xml:space="preserve">5 Mini)] </w:t>
+      </w:r>
+      <w:r>
+        <w:rPr>
+          <w:rFonts w:ascii="Arial" w:eastAsia="Arial" w:hAnsi="Arial" w:cs="Arial"/>
+          <w:b/>
+          <w:color w:val="000000"/>
+          <w:sz w:val="18"/>
+          <w:highlight w:val="lightGray"/>
+        </w:rPr>
+        <w:t>on</w:t>
+      </w:r>
+      <w:r>
+        <w:rPr>
+          <w:rFonts w:ascii="Arial" w:eastAsia="Arial" w:hAnsi="Arial"/>
+          <w:sz w:val="18"/>
+          <w:highlight w:val="lightGray"/>
+        </w:rPr>
+        <w:t xml:space="preserve"> [8/22/2025]</w:t>
       </w:r>
     </w:p>
     <w:p>
@@ -888,51 +1020,77 @@
       </w:pPr>
       <w:r>
         <w:rPr>
-          <w:b/>
-          <w:shd w:val="clear" w:color="auto" w:fill="B7B7B7"/>
-        </w:rPr>
-        <w:t># Source</w:t>
-      </w:r>
-      <w:r>
-        <w:rPr>
-          <w:shd w:val="clear" w:color="auto" w:fill="B7B7B7"/>
-        </w:rPr>
-        <w:t xml:space="preserve">: </w:t>
-      </w:r>
-      <w:r>
-        <w:rPr>
-          <w:b/>
-          <w:shd w:val="clear" w:color="auto" w:fill="B7B7B7"/>
-        </w:rPr>
-        <w:t xml:space="preserve">Chatgpt </w:t>
-      </w:r>
-      <w:r>
-        <w:rPr>
-          <w:b/>
-          <w:sz w:val="14"/>
-          <w:szCs w:val="14"/>
-          <w:shd w:val="clear" w:color="auto" w:fill="B7B7B7"/>
-        </w:rPr>
-        <w:t>(GPT</w:t>
-      </w:r>
-      <w:r>
-        <w:rPr>
-          <w:rFonts w:ascii="Cambria Math" w:hAnsi="Cambria Math" w:cs="Cambria Math"/>
-          <w:b/>
-          <w:sz w:val="14"/>
-          <w:szCs w:val="14"/>
-          <w:shd w:val="clear" w:color="auto" w:fill="B7B7B7"/>
+          <w:rFonts w:ascii="Arial" w:eastAsia="Arial" w:hAnsi="Arial" w:cs="Arial"/>
+          <w:b/>
+          <w:color w:val="000000"/>
+          <w:sz w:val="18"/>
+          <w:highlight w:val="lightGray"/>
+        </w:rPr>
+        <w:t># Source: AI Source: Provided by: [Data Path</w:t>
+      </w:r>
+      <w:r>
+        <w:rPr>
+          <w:rFonts w:ascii="Arial" w:eastAsia="Arial" w:hAnsi="Arial" w:cs="Arial"/>
+          <w:color w:val="000000"/>
+          <w:sz w:val="18"/>
+          <w:highlight w:val="lightGray"/>
+        </w:rPr>
+        <w:t xml:space="preserve">: Persons Table -&gt; ID Column: 1, Name_En Column: Motasem Essam] -&gt; </w:t>
+      </w:r>
+      <w:r>
+        <w:rPr>
+          <w:rFonts w:ascii="Arial" w:eastAsia="Arial" w:hAnsi="Arial" w:cs="Arial"/>
+          <w:b/>
+          <w:color w:val="000000"/>
+          <w:sz w:val="18"/>
+          <w:highlight w:val="lightGray"/>
+        </w:rPr>
+        <w:t>From:</w:t>
+      </w:r>
+      <w:r>
+        <w:rPr>
+          <w:rFonts w:ascii="Arial" w:eastAsia="Arial" w:hAnsi="Arial" w:cs="Arial"/>
+          <w:color w:val="000000"/>
+          <w:sz w:val="18"/>
+          <w:highlight w:val="lightGray"/>
+        </w:rPr>
+        <w:t xml:space="preserve"> [Chatgpt (GPT</w:t>
+      </w:r>
+      <w:r>
+        <w:rPr>
+          <w:rFonts w:ascii="Arial" w:eastAsia="Arial" w:hAnsi="Arial" w:cs="Cambria Math"/>
+          <w:color w:val="000000"/>
+          <w:sz w:val="18"/>
+          <w:highlight w:val="lightGray"/>
         </w:rPr>
         <w:t>‑</w:t>
       </w:r>
       <w:r>
         <w:rPr>
-          <w:b/>
-          <w:sz w:val="14"/>
-          <w:szCs w:val="14"/>
-          <w:shd w:val="clear" w:color="auto" w:fill="B7B7B7"/>
-        </w:rPr>
-        <w:t>5 Mini) at [8/22/2025]</w:t>
+          <w:rFonts w:ascii="Arial" w:eastAsia="Arial" w:hAnsi="Arial" w:cs="Arial"/>
+          <w:color w:val="000000"/>
+          <w:sz w:val="18"/>
+          <w:highlight w:val="lightGray"/>
+        </w:rPr>
+        <w:t xml:space="preserve">5 Mini)] </w:t>
+      </w:r>
+      <w:r>
+        <w:rPr>
+          <w:rFonts w:ascii="Arial" w:eastAsia="Arial" w:hAnsi="Arial" w:cs="Arial"/>
+          <w:b/>
+          <w:color w:val="000000"/>
+          <w:sz w:val="18"/>
+          <w:highlight w:val="lightGray"/>
+        </w:rPr>
+        <w:t>on</w:t>
+      </w:r>
+      <w:r>
+        <w:rPr>
+          <w:rFonts w:ascii="Arial" w:eastAsia="Arial" w:hAnsi="Arial"/>
+          <w:sz w:val="18"/>
+          <w:highlight w:val="lightGray"/>
+        </w:rPr>
+        <w:t xml:space="preserve"> [8/22/2025]</w:t>
       </w:r>
     </w:p>
     <w:p>
@@ -984,7 +1142,7 @@
     </w:p>
     <w:p>
       <w:r>
-        <w:pict w14:anchorId="5026EFFE">
+        <w:pict w14:anchorId="744B164A">
           <v:rect id="_x0000_i1029" style="width:0;height:1.5pt" o:hralign="center" o:hrstd="t" o:hr="t" fillcolor="#a0a0a0" stroked="f"/>
         </w:pict>
       </w:r>
@@ -1008,51 +1166,77 @@
       </w:pPr>
       <w:r>
         <w:rPr>
-          <w:b/>
-          <w:shd w:val="clear" w:color="auto" w:fill="B7B7B7"/>
-        </w:rPr>
-        <w:t># Source</w:t>
-      </w:r>
-      <w:r>
-        <w:rPr>
-          <w:shd w:val="clear" w:color="auto" w:fill="B7B7B7"/>
-        </w:rPr>
-        <w:t xml:space="preserve">: </w:t>
-      </w:r>
-      <w:r>
-        <w:rPr>
-          <w:b/>
-          <w:shd w:val="clear" w:color="auto" w:fill="B7B7B7"/>
-        </w:rPr>
-        <w:t xml:space="preserve">Chatgpt </w:t>
-      </w:r>
-      <w:r>
-        <w:rPr>
-          <w:b/>
-          <w:sz w:val="14"/>
-          <w:szCs w:val="14"/>
-          <w:shd w:val="clear" w:color="auto" w:fill="B7B7B7"/>
-        </w:rPr>
-        <w:t>(GPT</w:t>
-      </w:r>
-      <w:r>
-        <w:rPr>
-          <w:rFonts w:ascii="Cambria Math" w:hAnsi="Cambria Math" w:cs="Cambria Math"/>
-          <w:b/>
-          <w:sz w:val="14"/>
-          <w:szCs w:val="14"/>
-          <w:shd w:val="clear" w:color="auto" w:fill="B7B7B7"/>
+          <w:rFonts w:ascii="Arial" w:eastAsia="Arial" w:hAnsi="Arial" w:cs="Arial"/>
+          <w:b/>
+          <w:color w:val="000000"/>
+          <w:sz w:val="18"/>
+          <w:highlight w:val="lightGray"/>
+        </w:rPr>
+        <w:t># Source: AI Source: Provided by: [Data Path</w:t>
+      </w:r>
+      <w:r>
+        <w:rPr>
+          <w:rFonts w:ascii="Arial" w:eastAsia="Arial" w:hAnsi="Arial" w:cs="Arial"/>
+          <w:color w:val="000000"/>
+          <w:sz w:val="18"/>
+          <w:highlight w:val="lightGray"/>
+        </w:rPr>
+        <w:t xml:space="preserve">: Persons Table -&gt; ID Column: 1, Name_En Column: Motasem Essam] -&gt; </w:t>
+      </w:r>
+      <w:r>
+        <w:rPr>
+          <w:rFonts w:ascii="Arial" w:eastAsia="Arial" w:hAnsi="Arial" w:cs="Arial"/>
+          <w:b/>
+          <w:color w:val="000000"/>
+          <w:sz w:val="18"/>
+          <w:highlight w:val="lightGray"/>
+        </w:rPr>
+        <w:t>From:</w:t>
+      </w:r>
+      <w:r>
+        <w:rPr>
+          <w:rFonts w:ascii="Arial" w:eastAsia="Arial" w:hAnsi="Arial" w:cs="Arial"/>
+          <w:color w:val="000000"/>
+          <w:sz w:val="18"/>
+          <w:highlight w:val="lightGray"/>
+        </w:rPr>
+        <w:t xml:space="preserve"> [Chatgpt (GPT</w:t>
+      </w:r>
+      <w:r>
+        <w:rPr>
+          <w:rFonts w:ascii="Arial" w:eastAsia="Arial" w:hAnsi="Arial" w:cs="Cambria Math"/>
+          <w:color w:val="000000"/>
+          <w:sz w:val="18"/>
+          <w:highlight w:val="lightGray"/>
         </w:rPr>
         <w:t>‑</w:t>
       </w:r>
       <w:r>
         <w:rPr>
-          <w:b/>
-          <w:sz w:val="14"/>
-          <w:szCs w:val="14"/>
-          <w:shd w:val="clear" w:color="auto" w:fill="B7B7B7"/>
-        </w:rPr>
-        <w:t>5 Mini) at [8/22/2025]</w:t>
+          <w:rFonts w:ascii="Arial" w:eastAsia="Arial" w:hAnsi="Arial" w:cs="Arial"/>
+          <w:color w:val="000000"/>
+          <w:sz w:val="18"/>
+          <w:highlight w:val="lightGray"/>
+        </w:rPr>
+        <w:t xml:space="preserve">5 Mini)] </w:t>
+      </w:r>
+      <w:r>
+        <w:rPr>
+          <w:rFonts w:ascii="Arial" w:eastAsia="Arial" w:hAnsi="Arial" w:cs="Arial"/>
+          <w:b/>
+          <w:color w:val="000000"/>
+          <w:sz w:val="18"/>
+          <w:highlight w:val="lightGray"/>
+        </w:rPr>
+        <w:t>on</w:t>
+      </w:r>
+      <w:r>
+        <w:rPr>
+          <w:rFonts w:ascii="Arial" w:eastAsia="Arial" w:hAnsi="Arial"/>
+          <w:sz w:val="18"/>
+          <w:highlight w:val="lightGray"/>
+        </w:rPr>
+        <w:t xml:space="preserve"> [8/22/2025]</w:t>
       </w:r>
     </w:p>
     <w:p>
@@ -1068,24 +1252,24 @@
           <w:rFonts w:ascii="Roboto Mono" w:eastAsia="Roboto Mono" w:hAnsi="Roboto Mono" w:cs="Roboto Mono"/>
           <w:b/>
         </w:rPr>
-        <w:lastRenderedPageBreak/>
         <w:t>Change-related Testing = Test changes + verify fixes + prevent regressions</w:t>
       </w:r>
     </w:p>
     <w:p>
       <w:r>
-        <w:pict w14:anchorId="00D1B16E">
+        <w:pict w14:anchorId="7FA301D3">
           <v:rect id="_x0000_i1030" style="width:0;height:1.5pt" o:hralign="center" o:hrstd="t" o:hr="t" fillcolor="#a0a0a0" stroked="f"/>
         </w:pict>
       </w:r>
     </w:p>
+    <w:p/>
     <w:p/>
     <w:p/>
     <w:sectPr>
       <w:pgSz w:w="12240" w:h="15840"/>
       <w:pgMar w:top="1440" w:right="1440" w:bottom="1440" w:left="1440" w:header="720" w:footer="720" w:gutter="0"/>
-      <w:pgNumType w:start="1"/>
       <w:cols w:space="720"/>
+      <w:docGrid w:linePitch="360"/>
     </w:sectPr>
   </w:body>
 </w:document>
@@ -1960,18 +2144,6 @@
   <w:style w:type="paragraph" w:default="1" w:styleId="Normal">
     <w:name w:val="Normal"/>
     <w:qFormat/>
-    <w:rsid w:val="00D220FC"/>
-    <w:pPr>
-      <w:spacing w:after="0" w:line="276" w:lineRule="auto"/>
-    </w:pPr>
-    <w:rPr>
-      <w:rFonts w:ascii="Arial" w:eastAsia="Arial" w:hAnsi="Arial" w:cs="Arial"/>
-      <w:kern w:val="0"/>
-      <w:sz w:val="22"/>
-      <w:szCs w:val="22"/>
-      <w:lang w:val="en"/>
-      <w14:ligatures w14:val="none"/>
-    </w:rPr>
   </w:style>
   <w:style w:type="paragraph" w:styleId="Heading1">
     <w:name w:val="heading 1"/>
@@ -1980,7 +2152,7 @@
     <w:link w:val="Heading1Char"/>
     <w:uiPriority w:val="9"/>
     <w:qFormat/>
-    <w:rsid w:val="00653EE8"/>
+    <w:rsid w:val="00C81BED"/>
     <w:pPr>
       <w:keepNext/>
       <w:keepLines/>
@@ -2002,7 +2174,7 @@
     <w:uiPriority w:val="9"/>
     <w:unhideWhenUsed/>
     <w:qFormat/>
-    <w:rsid w:val="00653EE8"/>
+    <w:rsid w:val="00C81BED"/>
     <w:pPr>
       <w:keepNext/>
       <w:keepLines/>
@@ -2025,7 +2197,7 @@
     <w:semiHidden/>
     <w:unhideWhenUsed/>
     <w:qFormat/>
-    <w:rsid w:val="00653EE8"/>
+    <w:rsid w:val="00C81BED"/>
     <w:pPr>
       <w:keepNext/>
       <w:keepLines/>
@@ -2048,7 +2220,7 @@
     <w:semiHidden/>
     <w:unhideWhenUsed/>
     <w:qFormat/>
-    <w:rsid w:val="00653EE8"/>
+    <w:rsid w:val="00C81BED"/>
     <w:pPr>
       <w:keepNext/>
       <w:keepLines/>
@@ -2071,7 +2243,7 @@
     <w:semiHidden/>
     <w:unhideWhenUsed/>
     <w:qFormat/>
-    <w:rsid w:val="00653EE8"/>
+    <w:rsid w:val="00C81BED"/>
     <w:pPr>
       <w:keepNext/>
       <w:keepLines/>
@@ -2092,11 +2264,11 @@
     <w:semiHidden/>
     <w:unhideWhenUsed/>
     <w:qFormat/>
-    <w:rsid w:val="00653EE8"/>
+    <w:rsid w:val="00C81BED"/>
     <w:pPr>
       <w:keepNext/>
       <w:keepLines/>
-      <w:spacing w:before="40"/>
+      <w:spacing w:before="40" w:after="0"/>
       <w:outlineLvl w:val="5"/>
     </w:pPr>
     <w:rPr>
@@ -2115,11 +2287,11 @@
     <w:semiHidden/>
     <w:unhideWhenUsed/>
     <w:qFormat/>
-    <w:rsid w:val="00653EE8"/>
+    <w:rsid w:val="00C81BED"/>
     <w:pPr>
       <w:keepNext/>
       <w:keepLines/>
-      <w:spacing w:before="40"/>
+      <w:spacing w:before="40" w:after="0"/>
       <w:outlineLvl w:val="6"/>
     </w:pPr>
     <w:rPr>
@@ -2136,10 +2308,11 @@
     <w:semiHidden/>
     <w:unhideWhenUsed/>
     <w:qFormat/>
-    <w:rsid w:val="00653EE8"/>
+    <w:rsid w:val="00C81BED"/>
     <w:pPr>
       <w:keepNext/>
       <w:keepLines/>
+      <w:spacing w:after="0"/>
       <w:outlineLvl w:val="7"/>
     </w:pPr>
     <w:rPr>
@@ -2158,10 +2331,11 @@
     <w:semiHidden/>
     <w:unhideWhenUsed/>
     <w:qFormat/>
-    <w:rsid w:val="00653EE8"/>
+    <w:rsid w:val="00C81BED"/>
     <w:pPr>
       <w:keepNext/>
       <w:keepLines/>
+      <w:spacing w:after="0"/>
       <w:outlineLvl w:val="8"/>
     </w:pPr>
     <w:rPr>
@@ -2201,7 +2375,7 @@
     <w:basedOn w:val="DefaultParagraphFont"/>
     <w:link w:val="Heading1"/>
     <w:uiPriority w:val="9"/>
-    <w:rsid w:val="00653EE8"/>
+    <w:rsid w:val="00C81BED"/>
     <w:rPr>
       <w:rFonts w:asciiTheme="majorHAnsi" w:eastAsiaTheme="majorEastAsia" w:hAnsiTheme="majorHAnsi" w:cstheme="majorBidi"/>
       <w:color w:val="2F5496" w:themeColor="accent1" w:themeShade="BF"/>
@@ -2214,7 +2388,7 @@
     <w:basedOn w:val="DefaultParagraphFont"/>
     <w:link w:val="Heading2"/>
     <w:uiPriority w:val="9"/>
-    <w:rsid w:val="00653EE8"/>
+    <w:rsid w:val="00C81BED"/>
     <w:rPr>
       <w:rFonts w:asciiTheme="majorHAnsi" w:eastAsiaTheme="majorEastAsia" w:hAnsiTheme="majorHAnsi" w:cstheme="majorBidi"/>
       <w:color w:val="2F5496" w:themeColor="accent1" w:themeShade="BF"/>
@@ -2228,7 +2402,7 @@
     <w:link w:val="Heading3"/>
     <w:uiPriority w:val="9"/>
     <w:semiHidden/>
-    <w:rsid w:val="00653EE8"/>
+    <w:rsid w:val="00C81BED"/>
     <w:rPr>
       <w:rFonts w:eastAsiaTheme="majorEastAsia" w:cstheme="majorBidi"/>
       <w:color w:val="2F5496" w:themeColor="accent1" w:themeShade="BF"/>
@@ -2242,7 +2416,7 @@
     <w:link w:val="Heading4"/>
     <w:uiPriority w:val="9"/>
     <w:semiHidden/>
-    <w:rsid w:val="00653EE8"/>
+    <w:rsid w:val="00C81BED"/>
     <w:rPr>
       <w:rFonts w:eastAsiaTheme="majorEastAsia" w:cstheme="majorBidi"/>
       <w:i/>
@@ -2256,7 +2430,7 @@
     <w:link w:val="Heading5"/>
     <w:uiPriority w:val="9"/>
     <w:semiHidden/>
-    <w:rsid w:val="00653EE8"/>
+    <w:rsid w:val="00C81BED"/>
     <w:rPr>
       <w:rFonts w:eastAsiaTheme="majorEastAsia" w:cstheme="majorBidi"/>
       <w:color w:val="2F5496" w:themeColor="accent1" w:themeShade="BF"/>
@@ -2268,7 +2442,7 @@
     <w:link w:val="Heading6"/>
     <w:uiPriority w:val="9"/>
     <w:semiHidden/>
-    <w:rsid w:val="00653EE8"/>
+    <w:rsid w:val="00C81BED"/>
     <w:rPr>
       <w:rFonts w:eastAsiaTheme="majorEastAsia" w:cstheme="majorBidi"/>
       <w:i/>
@@ -2282,7 +2456,7 @@
     <w:link w:val="Heading7"/>
     <w:uiPriority w:val="9"/>
     <w:semiHidden/>
-    <w:rsid w:val="00653EE8"/>
+    <w:rsid w:val="00C81BED"/>
     <w:rPr>
       <w:rFonts w:eastAsiaTheme="majorEastAsia" w:cstheme="majorBidi"/>
       <w:color w:val="595959" w:themeColor="text1" w:themeTint="A6"/>
@@ -2294,7 +2468,7 @@
     <w:link w:val="Heading8"/>
     <w:uiPriority w:val="9"/>
     <w:semiHidden/>
-    <w:rsid w:val="00653EE8"/>
+    <w:rsid w:val="00C81BED"/>
     <w:rPr>
       <w:rFonts w:eastAsiaTheme="majorEastAsia" w:cstheme="majorBidi"/>
       <w:i/>
@@ -2308,7 +2482,7 @@
     <w:link w:val="Heading9"/>
     <w:uiPriority w:val="9"/>
     <w:semiHidden/>
-    <w:rsid w:val="00653EE8"/>
+    <w:rsid w:val="00C81BED"/>
     <w:rPr>
       <w:rFonts w:eastAsiaTheme="majorEastAsia" w:cstheme="majorBidi"/>
       <w:color w:val="272727" w:themeColor="text1" w:themeTint="D8"/>
@@ -2321,7 +2495,7 @@
     <w:link w:val="TitleChar"/>
     <w:uiPriority w:val="10"/>
     <w:qFormat/>
-    <w:rsid w:val="00653EE8"/>
+    <w:rsid w:val="00C81BED"/>
     <w:pPr>
       <w:spacing w:after="80" w:line="240" w:lineRule="auto"/>
       <w:contextualSpacing/>
@@ -2339,7 +2513,7 @@
     <w:basedOn w:val="DefaultParagraphFont"/>
     <w:link w:val="Title"/>
     <w:uiPriority w:val="10"/>
-    <w:rsid w:val="00653EE8"/>
+    <w:rsid w:val="00C81BED"/>
     <w:rPr>
       <w:rFonts w:asciiTheme="majorHAnsi" w:eastAsiaTheme="majorEastAsia" w:hAnsiTheme="majorHAnsi" w:cstheme="majorBidi"/>
       <w:spacing w:val="-10"/>
@@ -2355,7 +2529,7 @@
     <w:link w:val="SubtitleChar"/>
     <w:uiPriority w:val="11"/>
     <w:qFormat/>
-    <w:rsid w:val="00653EE8"/>
+    <w:rsid w:val="00C81BED"/>
     <w:pPr>
       <w:numPr>
         <w:ilvl w:val="1"/>
@@ -2374,7 +2548,7 @@
     <w:basedOn w:val="DefaultParagraphFont"/>
     <w:link w:val="Subtitle"/>
     <w:uiPriority w:val="11"/>
-    <w:rsid w:val="00653EE8"/>
+    <w:rsid w:val="00C81BED"/>
     <w:rPr>
       <w:rFonts w:eastAsiaTheme="majorEastAsia" w:cstheme="majorBidi"/>
       <w:color w:val="595959" w:themeColor="text1" w:themeTint="A6"/>
@@ -2390,7 +2564,7 @@
     <w:link w:val="QuoteChar"/>
     <w:uiPriority w:val="29"/>
     <w:qFormat/>
-    <w:rsid w:val="00653EE8"/>
+    <w:rsid w:val="00C81BED"/>
     <w:pPr>
       <w:spacing w:before="160"/>
       <w:jc w:val="center"/>
@@ -2406,7 +2580,7 @@
     <w:basedOn w:val="DefaultParagraphFont"/>
     <w:link w:val="Quote"/>
     <w:uiPriority w:val="29"/>
-    <w:rsid w:val="00653EE8"/>
+    <w:rsid w:val="00C81BED"/>
     <w:rPr>
       <w:i/>
       <w:iCs/>
@@ -2418,7 +2592,7 @@
     <w:basedOn w:val="Normal"/>
     <w:uiPriority w:val="34"/>
     <w:qFormat/>
-    <w:rsid w:val="00653EE8"/>
+    <w:rsid w:val="00C81BED"/>
     <w:pPr>
       <w:ind w:left="720"/>
       <w:contextualSpacing/>
@@ -2429,7 +2603,7 @@
     <w:basedOn w:val="DefaultParagraphFont"/>
     <w:uiPriority w:val="21"/>
     <w:qFormat/>
-    <w:rsid w:val="00653EE8"/>
+    <w:rsid w:val="00C81BED"/>
     <w:rPr>
       <w:i/>
       <w:iCs/>
@@ -2443,7 +2617,7 @@
     <w:link w:val="IntenseQuoteChar"/>
     <w:uiPriority w:val="30"/>
     <w:qFormat/>
-    <w:rsid w:val="00653EE8"/>
+    <w:rsid w:val="00C81BED"/>
     <w:pPr>
       <w:pBdr>
         <w:top w:val="single" w:sz="4" w:space="10" w:color="2F5496" w:themeColor="accent1" w:themeShade="BF"/>
@@ -2464,7 +2638,7 @@
     <w:basedOn w:val="DefaultParagraphFont"/>
     <w:link w:val="IntenseQuote"/>
     <w:uiPriority w:val="30"/>
-    <w:rsid w:val="00653EE8"/>
+    <w:rsid w:val="00C81BED"/>
     <w:rPr>
       <w:i/>
       <w:iCs/>
@@ -2476,7 +2650,7 @@
     <w:basedOn w:val="DefaultParagraphFont"/>
     <w:uiPriority w:val="32"/>
     <w:qFormat/>
-    <w:rsid w:val="00653EE8"/>
+    <w:rsid w:val="00C81BED"/>
     <w:rPr>
       <w:b/>
       <w:bCs/>
